--- a/TS-Padam/TS-6.3/TS 6.3 Tamil Pada Paatam Corrections.docx
+++ b/TS-Padam/TS-6.3/TS 6.3 Tamil Pada Paatam Corrections.docx
@@ -59,10 +59,9 @@
           <w:bCs/>
           <w:sz w:val="32"/>
           <w:szCs w:val="32"/>
-          <w:highlight w:val="red"/>
           <w:u w:val="single"/>
         </w:rPr>
-        <w:t>????</w:t>
+        <w:t>30th April 2026</w:t>
       </w:r>
     </w:p>
     <w:p>
@@ -110,12 +109,16 @@
               <w:spacing w:before="0" w:line="240" w:lineRule="auto"/>
               <w:jc w:val="center"/>
               <w:rPr>
+                <w:b/>
+                <w:bCs/>
                 <w:sz w:val="32"/>
                 <w:szCs w:val="32"/>
               </w:rPr>
             </w:pPr>
             <w:r>
               <w:rPr>
+                <w:b/>
+                <w:bCs/>
                 <w:sz w:val="32"/>
                 <w:szCs w:val="32"/>
               </w:rPr>
@@ -127,12 +130,16 @@
               <w:spacing w:before="0" w:line="240" w:lineRule="auto"/>
               <w:jc w:val="center"/>
               <w:rPr>
+                <w:b/>
+                <w:bCs/>
                 <w:sz w:val="32"/>
                 <w:szCs w:val="32"/>
               </w:rPr>
             </w:pPr>
             <w:r>
               <w:rPr>
+                <w:b/>
+                <w:bCs/>
                 <w:sz w:val="32"/>
                 <w:szCs w:val="32"/>
               </w:rPr>
@@ -149,12 +156,16 @@
               <w:spacing w:before="0" w:line="240" w:lineRule="auto"/>
               <w:jc w:val="center"/>
               <w:rPr>
+                <w:b/>
+                <w:bCs/>
                 <w:sz w:val="32"/>
                 <w:szCs w:val="32"/>
               </w:rPr>
             </w:pPr>
             <w:r>
               <w:rPr>
+                <w:b/>
+                <w:bCs/>
                 <w:sz w:val="32"/>
                 <w:szCs w:val="32"/>
               </w:rPr>
@@ -172,12 +183,16 @@
               <w:ind w:right="-18"/>
               <w:jc w:val="center"/>
               <w:rPr>
+                <w:b/>
+                <w:bCs/>
                 <w:sz w:val="32"/>
                 <w:szCs w:val="32"/>
               </w:rPr>
             </w:pPr>
             <w:r>
               <w:rPr>
+                <w:b/>
+                <w:bCs/>
                 <w:sz w:val="32"/>
                 <w:szCs w:val="32"/>
               </w:rPr>
@@ -642,7 +657,18 @@
                 <w:sz w:val="28"/>
                 <w:szCs w:val="28"/>
               </w:rPr>
-              <w:t>TS 6.</w:t>
+              <w:t xml:space="preserve">TS </w:t>
+            </w:r>
+            <w:proofErr w:type="gramStart"/>
+            <w:r>
+              <w:rPr>
+                <w:rFonts w:cs="Arial"/>
+                <w:b/>
+                <w:bCs/>
+                <w:sz w:val="28"/>
+                <w:szCs w:val="28"/>
+              </w:rPr>
+              <w:t>6.</w:t>
             </w:r>
             <w:r>
               <w:rPr>
@@ -662,7 +688,18 @@
                 <w:sz w:val="28"/>
                 <w:szCs w:val="28"/>
               </w:rPr>
-              <w:t xml:space="preserve"> - </w:t>
+              <w:t xml:space="preserve"> -</w:t>
+            </w:r>
+            <w:proofErr w:type="gramEnd"/>
+            <w:r>
+              <w:rPr>
+                <w:rFonts w:cs="Arial"/>
+                <w:b/>
+                <w:bCs/>
+                <w:sz w:val="28"/>
+                <w:szCs w:val="28"/>
+              </w:rPr>
+              <w:t xml:space="preserve"> </w:t>
             </w:r>
             <w:r>
               <w:rPr>
@@ -2502,80 +2539,102 @@
               <w:spacing w:before="0" w:line="240" w:lineRule="auto"/>
               <w:ind w:right="-108"/>
               <w:rPr>
+                <w:rFonts w:ascii="Latha" w:hAnsi="Latha" w:cs="Latha"/>
+                <w:sz w:val="28"/>
+                <w:szCs w:val="28"/>
+                <w:lang w:bidi="ta-IN"/>
+              </w:rPr>
+            </w:pPr>
+            <w:r>
+              <w:rPr>
+                <w:rFonts w:ascii="Latha" w:hAnsi="Latha" w:cs="Latha"/>
+                <w:sz w:val="28"/>
+                <w:szCs w:val="28"/>
+                <w:highlight w:val="yellow"/>
+                <w:cs/>
+                <w:lang w:bidi="ta-IN"/>
+              </w:rPr>
+              <w:t>கி</w:t>
+            </w:r>
+            <w:r>
+              <w:rPr>
+                <w:rFonts w:ascii="BRH Tamil Tab Extra" w:hAnsi="BRH Tamil Tab Extra" w:cs="Latha"/>
+                <w:b/>
+                <w:sz w:val="36"/>
+                <w:szCs w:val="28"/>
+                <w:highlight w:val="yellow"/>
+              </w:rPr>
+              <w:t>†</w:t>
+            </w:r>
+            <w:r>
+              <w:rPr>
+                <w:rFonts w:ascii="Latha" w:hAnsi="Latha" w:cs="Latha"/>
+                <w:sz w:val="28"/>
+                <w:szCs w:val="28"/>
+                <w:highlight w:val="yellow"/>
+                <w:cs/>
+                <w:lang w:bidi="ta-IN"/>
+              </w:rPr>
+              <w:t>ஞ்</w:t>
+            </w:r>
+            <w:r>
+              <w:rPr>
+                <w:rFonts w:ascii="Latha" w:hAnsi="Latha" w:cs="Latha"/>
+                <w:sz w:val="28"/>
+                <w:szCs w:val="28"/>
+                <w:cs/>
+                <w:lang w:bidi="ta-IN"/>
+              </w:rPr>
+              <w:t>ச</w:t>
+            </w:r>
+            <w:r>
+              <w:rPr>
+                <w:rFonts w:ascii="BRH Tamil Tab Extra" w:hAnsi="BRH Tamil Tab Extra" w:cs="Latha"/>
+                <w:b/>
+                <w:sz w:val="36"/>
+                <w:szCs w:val="28"/>
+              </w:rPr>
+              <w:t>…</w:t>
+            </w:r>
+            <w:r>
+              <w:rPr>
+                <w:rFonts w:ascii="Latha" w:hAnsi="Latha" w:cs="Latha"/>
+                <w:sz w:val="28"/>
+                <w:szCs w:val="28"/>
+                <w:cs/>
+                <w:lang w:bidi="ta-IN"/>
+              </w:rPr>
+              <w:t>ன மி</w:t>
+            </w:r>
+            <w:r>
+              <w:rPr>
+                <w:rFonts w:ascii="BRH Tamil Tab Extra" w:hAnsi="BRH Tamil Tab Extra" w:cs="Latha"/>
+                <w:b/>
+                <w:sz w:val="36"/>
+                <w:szCs w:val="28"/>
+              </w:rPr>
+              <w:t>…</w:t>
+            </w:r>
+            <w:r>
+              <w:rPr>
+                <w:rFonts w:ascii="Latha" w:hAnsi="Latha" w:cs="Latha"/>
+                <w:sz w:val="28"/>
+                <w:szCs w:val="28"/>
+                <w:cs/>
+                <w:lang w:bidi="ta-IN"/>
+              </w:rPr>
+              <w:t>ஷத்</w:t>
+            </w:r>
+          </w:p>
+          <w:p>
+            <w:pPr>
+              <w:jc w:val="right"/>
+              <w:rPr>
                 <w:rFonts w:ascii="BRH Devanagari Extra" w:hAnsi="BRH Devanagari Extra" w:cs="BRH Devanagari Extra"/>
                 <w:sz w:val="40"/>
                 <w:szCs w:val="40"/>
               </w:rPr>
             </w:pPr>
-            <w:r>
-              <w:rPr>
-                <w:rFonts w:ascii="Latha" w:hAnsi="Latha" w:cs="Latha"/>
-                <w:sz w:val="28"/>
-                <w:szCs w:val="28"/>
-                <w:highlight w:val="yellow"/>
-                <w:cs/>
-                <w:lang w:bidi="ta-IN"/>
-              </w:rPr>
-              <w:t>கி</w:t>
-            </w:r>
-            <w:r>
-              <w:rPr>
-                <w:rFonts w:ascii="BRH Tamil Tab Extra" w:hAnsi="BRH Tamil Tab Extra" w:cs="Latha"/>
-                <w:b/>
-                <w:sz w:val="36"/>
-                <w:szCs w:val="28"/>
-                <w:highlight w:val="green"/>
-              </w:rPr>
-              <w:t>†</w:t>
-            </w:r>
-            <w:r>
-              <w:rPr>
-                <w:rFonts w:ascii="Latha" w:hAnsi="Latha" w:cs="Latha"/>
-                <w:sz w:val="28"/>
-                <w:szCs w:val="28"/>
-                <w:cs/>
-                <w:lang w:bidi="ta-IN"/>
-              </w:rPr>
-              <w:t>ஞ்ச</w:t>
-            </w:r>
-            <w:r>
-              <w:rPr>
-                <w:rFonts w:ascii="BRH Tamil Tab Extra" w:hAnsi="BRH Tamil Tab Extra" w:cs="Latha"/>
-                <w:b/>
-                <w:sz w:val="36"/>
-                <w:szCs w:val="28"/>
-              </w:rPr>
-              <w:t>…</w:t>
-            </w:r>
-            <w:r>
-              <w:rPr>
-                <w:rFonts w:ascii="Latha" w:hAnsi="Latha" w:cs="Latha"/>
-                <w:sz w:val="28"/>
-                <w:szCs w:val="28"/>
-                <w:cs/>
-                <w:lang w:bidi="ta-IN"/>
-              </w:rPr>
-              <w:t>ன மி</w:t>
-            </w:r>
-            <w:r>
-              <w:rPr>
-                <w:rFonts w:ascii="BRH Tamil Tab Extra" w:hAnsi="BRH Tamil Tab Extra" w:cs="Latha"/>
-                <w:b/>
-                <w:sz w:val="36"/>
-                <w:szCs w:val="28"/>
-              </w:rPr>
-              <w:t>…</w:t>
-            </w:r>
-            <w:r>
-              <w:rPr>
-                <w:rFonts w:ascii="Latha" w:hAnsi="Latha" w:cs="Latha"/>
-                <w:sz w:val="28"/>
-                <w:szCs w:val="28"/>
-                <w:cs/>
-                <w:lang w:bidi="ta-IN"/>
-              </w:rPr>
-              <w:t>ஷத்</w:t>
-            </w:r>
           </w:p>
         </w:tc>
         <w:tc>
@@ -19743,6 +19802,7 @@
       <w:pBdr>
         <w:top w:val="single" w:sz="4" w:space="1" w:color="auto"/>
       </w:pBdr>
+      <w:jc w:val="right"/>
       <w:rPr>
         <w:b/>
         <w:bCs/>
@@ -19753,7 +19813,21 @@
         <w:b/>
         <w:bCs/>
       </w:rPr>
-      <w:t xml:space="preserve">                                                                    </w:t>
+      <w:t xml:space="preserve">                                                            </w:t>
+    </w:r>
+    <w:r>
+      <w:rPr>
+        <w:b/>
+        <w:bCs/>
+      </w:rPr>
+      <w:t xml:space="preserve">     </w:t>
+    </w:r>
+    <w:r>
+      <w:rPr>
+        <w:b/>
+        <w:bCs/>
+      </w:rPr>
+      <w:t xml:space="preserve">        </w:t>
     </w:r>
     <w:r>
       <w:rPr>
@@ -19792,6 +19866,9 @@
     </w:r>
     <w:r>
       <w:tab/>
+    </w:r>
+    <w:r>
+      <w:t xml:space="preserve">            </w:t>
     </w:r>
     <w:r>
       <w:rPr>
@@ -19895,6 +19972,7 @@
       <w:pBdr>
         <w:top w:val="single" w:sz="4" w:space="1" w:color="auto"/>
       </w:pBdr>
+      <w:jc w:val="right"/>
       <w:rPr>
         <w:b/>
         <w:bCs/>
@@ -19979,6 +20057,9 @@
     </w:r>
     <w:r>
       <w:tab/>
+    </w:r>
+    <w:r>
+      <w:t xml:space="preserve">              </w:t>
     </w:r>
     <w:r>
       <w:rPr>
